--- a/test_data/smlouva24_anon.docx
+++ b/test_data/smlouva24_anon.docx
@@ -176,51 +176,18 @@
         </w:numPr>
       </w:pPr>
       <w:r>
-        <w:t>[[PERSON_14]] – [[PERSON_14]], o [[PERSON_14]]</w:t>
-      </w:r>
-    </w:p>
-    <w:p>
-      <w:pPr>
-        <w:numPr>
-          <w:ilvl w:val="0"/>
-          <w:numId w:val="1"/>
-        </w:numPr>
-      </w:pPr>
-      <w:r>
-        <w:t>[[PERSON_15]] – [[PERSON_15]], s [[PERSON_15]]</w:t>
-      </w:r>
-    </w:p>
-    <w:p>
-      <w:pPr>
-        <w:numPr>
-          <w:ilvl w:val="0"/>
-          <w:numId w:val="1"/>
-        </w:numPr>
-      </w:pPr>
-      <w:r>
-        <w:t>[[PERSON_16]] – [[PERSON_16]], o [[PERSON_16]]</w:t>
-      </w:r>
-    </w:p>
-    <w:p>
-      <w:pPr>
-        <w:numPr>
-          <w:ilvl w:val="0"/>
-          <w:numId w:val="1"/>
-        </w:numPr>
-      </w:pPr>
-      <w:r>
-        <w:t>[[PERSON_17]] – [[PERSON_17]], s [[PERSON_17]]</w:t>
-      </w:r>
-    </w:p>
-    <w:p>
-      <w:pPr>
-        <w:numPr>
-          <w:ilvl w:val="0"/>
-          <w:numId w:val="1"/>
-        </w:numPr>
-      </w:pPr>
-      <w:r>
-        <w:t>[[PERSON_18]] – [[PERSON_18]], o [[PERSON_18]]</w:t>
+        <w:t>[[PERSON_15]] – [[PERSON_15]], o [[PERSON_15]]</w:t>
+      </w:r>
+    </w:p>
+    <w:p>
+      <w:pPr>
+        <w:numPr>
+          <w:ilvl w:val="0"/>
+          <w:numId w:val="1"/>
+        </w:numPr>
+      </w:pPr>
+      <w:r>
+        <w:t>[[PERSON_16]] – [[PERSON_17]], s [[PERSON_16]]</w:t>
       </w:r>
     </w:p>
     <w:p>
@@ -242,7 +209,7 @@
         </w:numPr>
       </w:pPr>
       <w:r>
-        <w:t>[[PERSON_20]] – [[PERSON_20]], o [[PERSON_20]]</w:t>
+        <w:t>[[PERSON_20]] – [[PERSON_20]], s [[PERSON_20]]</w:t>
       </w:r>
     </w:p>
     <w:p>
@@ -264,7 +231,7 @@
         </w:numPr>
       </w:pPr>
       <w:r>
-        <w:t>[[PERSON_22]] – [[PERSON_22]], s [[PERSON_22]]</w:t>
+        <w:t>[[PERSON_22]] – [[PERSON_22]], o [[PERSON_22]]</w:t>
       </w:r>
     </w:p>
     <w:p>
@@ -319,106 +286,106 @@
         </w:numPr>
       </w:pPr>
       <w:r>
-        <w:t>[[PERSON_27]] – [[PERSON_27]], s [[PERSON_27]]</w:t>
-      </w:r>
-    </w:p>
-    <w:p>
-      <w:pPr>
-        <w:numPr>
-          <w:ilvl w:val="0"/>
-          <w:numId w:val="1"/>
-        </w:numPr>
-      </w:pPr>
-      <w:r>
-        <w:t>[[PERSON_28]] – [[PERSON_28]], o [[PERSON_28]]</w:t>
-      </w:r>
-    </w:p>
-    <w:p>
-      <w:pPr>
-        <w:numPr>
-          <w:ilvl w:val="0"/>
-          <w:numId w:val="1"/>
-        </w:numPr>
-      </w:pPr>
-      <w:r>
-        <w:t>[[PERSON_29]] – [[PERSON_29]], s [[PERSON_29]]</w:t>
-      </w:r>
-    </w:p>
-    <w:p>
-      <w:pPr>
-        <w:numPr>
-          <w:ilvl w:val="0"/>
-          <w:numId w:val="1"/>
-        </w:numPr>
-      </w:pPr>
-      <w:r>
-        <w:t>[[PERSON_30]] – [[PERSON_30]], o [[PERSON_30]]</w:t>
-      </w:r>
-    </w:p>
-    <w:p>
-      <w:pPr>
-        <w:numPr>
-          <w:ilvl w:val="0"/>
-          <w:numId w:val="1"/>
-        </w:numPr>
-      </w:pPr>
-      <w:r>
-        <w:t>[[PERSON_31]] – [[PERSON_31]], s [[PERSON_31]]</w:t>
-      </w:r>
-    </w:p>
-    <w:p>
-      <w:pPr>
-        <w:numPr>
-          <w:ilvl w:val="0"/>
-          <w:numId w:val="1"/>
-        </w:numPr>
-      </w:pPr>
-      <w:r>
-        <w:t>[[PERSON_32]] – [[PERSON_32]], o [[PERSON_32]]</w:t>
-      </w:r>
-    </w:p>
-    <w:p>
-      <w:pPr>
-        <w:numPr>
-          <w:ilvl w:val="0"/>
-          <w:numId w:val="1"/>
-        </w:numPr>
-      </w:pPr>
-      <w:r>
-        <w:t>[[PERSON_33]] – [[PERSON_33]], s [[PERSON_33]]</w:t>
-      </w:r>
-    </w:p>
-    <w:p>
-      <w:pPr>
-        <w:numPr>
-          <w:ilvl w:val="0"/>
-          <w:numId w:val="1"/>
-        </w:numPr>
-      </w:pPr>
-      <w:r>
-        <w:t>[[PERSON_34]] – [[PERSON_34]], o [[PERSON_34]]</w:t>
-      </w:r>
-    </w:p>
-    <w:p>
-      <w:pPr>
-        <w:numPr>
-          <w:ilvl w:val="0"/>
-          <w:numId w:val="1"/>
-        </w:numPr>
-      </w:pPr>
-      <w:r>
-        <w:t>[[PERSON_35]] – [[PERSON_35]], s [[PERSON_35]]</w:t>
-      </w:r>
-    </w:p>
-    <w:p>
-      <w:pPr>
-        <w:numPr>
-          <w:ilvl w:val="0"/>
-          <w:numId w:val="1"/>
-        </w:numPr>
-      </w:pPr>
-      <w:r>
-        <w:t>[[PERSON_36]] – [[PERSON_36]], o [[PERSON_36]]</w:t>
+        <w:t>[[PERSON_27]] – [[PERSON_27]], o [[PERSON_27]]</w:t>
+      </w:r>
+    </w:p>
+    <w:p>
+      <w:pPr>
+        <w:numPr>
+          <w:ilvl w:val="0"/>
+          <w:numId w:val="1"/>
+        </w:numPr>
+      </w:pPr>
+      <w:r>
+        <w:t>[[PERSON_28]] – [[PERSON_28]], s [[PERSON_28]]</w:t>
+      </w:r>
+    </w:p>
+    <w:p>
+      <w:pPr>
+        <w:numPr>
+          <w:ilvl w:val="0"/>
+          <w:numId w:val="1"/>
+        </w:numPr>
+      </w:pPr>
+      <w:r>
+        <w:t>[[PERSON_29]] – [[PERSON_29]], o [[PERSON_29]]</w:t>
+      </w:r>
+    </w:p>
+    <w:p>
+      <w:pPr>
+        <w:numPr>
+          <w:ilvl w:val="0"/>
+          <w:numId w:val="1"/>
+        </w:numPr>
+      </w:pPr>
+      <w:r>
+        <w:t>[[PERSON_30]] – [[PERSON_30]], s [[PERSON_30]]</w:t>
+      </w:r>
+    </w:p>
+    <w:p>
+      <w:pPr>
+        <w:numPr>
+          <w:ilvl w:val="0"/>
+          <w:numId w:val="1"/>
+        </w:numPr>
+      </w:pPr>
+      <w:r>
+        <w:t>[[PERSON_31]] – [[PERSON_31]], o [[PERSON_31]]</w:t>
+      </w:r>
+    </w:p>
+    <w:p>
+      <w:pPr>
+        <w:numPr>
+          <w:ilvl w:val="0"/>
+          <w:numId w:val="1"/>
+        </w:numPr>
+      </w:pPr>
+      <w:r>
+        <w:t>[[PERSON_32]] – [[PERSON_32]], s [[PERSON_32]]</w:t>
+      </w:r>
+    </w:p>
+    <w:p>
+      <w:pPr>
+        <w:numPr>
+          <w:ilvl w:val="0"/>
+          <w:numId w:val="1"/>
+        </w:numPr>
+      </w:pPr>
+      <w:r>
+        <w:t>[[PERSON_33]] – [[PERSON_33]], o [[PERSON_33]]</w:t>
+      </w:r>
+    </w:p>
+    <w:p>
+      <w:pPr>
+        <w:numPr>
+          <w:ilvl w:val="0"/>
+          <w:numId w:val="1"/>
+        </w:numPr>
+      </w:pPr>
+      <w:r>
+        <w:t>[[PERSON_34]] – [[PERSON_34]], s [[PERSON_34]]</w:t>
+      </w:r>
+    </w:p>
+    <w:p>
+      <w:pPr>
+        <w:numPr>
+          <w:ilvl w:val="0"/>
+          <w:numId w:val="1"/>
+        </w:numPr>
+      </w:pPr>
+      <w:r>
+        <w:t>[[PERSON_35]] – [[PERSON_35]], o [[PERSON_35]]</w:t>
+      </w:r>
+    </w:p>
+    <w:p>
+      <w:pPr>
+        <w:numPr>
+          <w:ilvl w:val="0"/>
+          <w:numId w:val="1"/>
+        </w:numPr>
+      </w:pPr>
+      <w:r>
+        <w:t>[[PERSON_36]] – [[PERSON_36]], s [[PERSON_36]]</w:t>
       </w:r>
     </w:p>
     <w:p>
@@ -440,18 +407,18 @@
         </w:numPr>
       </w:pPr>
       <w:r>
-        <w:t>[[PERSON_38]] – [[PERSON_38]], o [[PERSON_38]]</w:t>
-      </w:r>
-    </w:p>
-    <w:p>
-      <w:pPr>
-        <w:numPr>
-          <w:ilvl w:val="0"/>
-          <w:numId w:val="1"/>
-        </w:numPr>
-      </w:pPr>
-      <w:r>
-        <w:t>[[PERSON_39]] – [[PERSON_39]], s [[PERSON_39]]</w:t>
+        <w:t>[[PERSON_38]] – [[PERSON_38]], s [[PERSON_38]]</w:t>
+      </w:r>
+    </w:p>
+    <w:p>
+      <w:pPr>
+        <w:numPr>
+          <w:ilvl w:val="0"/>
+          <w:numId w:val="1"/>
+        </w:numPr>
+      </w:pPr>
+      <w:r>
+        <w:t>[[PERSON_39]] – [[PERSON_39]], o [[PERSON_39]]</w:t>
       </w:r>
     </w:p>
     <w:p>
@@ -506,40 +473,40 @@
         </w:numPr>
       </w:pPr>
       <w:r>
-        <w:t>[[PERSON_44]] – [[PERSON_44]], s [[PERSON_44]]</w:t>
-      </w:r>
-    </w:p>
-    <w:p>
-      <w:pPr>
-        <w:numPr>
-          <w:ilvl w:val="0"/>
-          <w:numId w:val="1"/>
-        </w:numPr>
-      </w:pPr>
-      <w:r>
-        <w:t>[[PERSON_45]] – [[PERSON_45]], o [[PERSON_45]]</w:t>
-      </w:r>
-    </w:p>
-    <w:p>
-      <w:pPr>
-        <w:numPr>
-          <w:ilvl w:val="0"/>
-          <w:numId w:val="1"/>
-        </w:numPr>
-      </w:pPr>
-      <w:r>
-        <w:t>[[PERSON_46]] – [[PERSON_46]], s [[PERSON_46]]</w:t>
-      </w:r>
-    </w:p>
-    <w:p>
-      <w:pPr>
-        <w:numPr>
-          <w:ilvl w:val="0"/>
-          <w:numId w:val="1"/>
-        </w:numPr>
-      </w:pPr>
-      <w:r>
-        <w:t>[[PERSON_47]] – [[PERSON_47]], o [[PERSON_47]]</w:t>
+        <w:t>[[PERSON_44]] – [[PERSON_44]], o [[PERSON_44]]</w:t>
+      </w:r>
+    </w:p>
+    <w:p>
+      <w:pPr>
+        <w:numPr>
+          <w:ilvl w:val="0"/>
+          <w:numId w:val="1"/>
+        </w:numPr>
+      </w:pPr>
+      <w:r>
+        <w:t>[[PERSON_45]] – [[PERSON_45]], s [[PERSON_45]]</w:t>
+      </w:r>
+    </w:p>
+    <w:p>
+      <w:pPr>
+        <w:numPr>
+          <w:ilvl w:val="0"/>
+          <w:numId w:val="1"/>
+        </w:numPr>
+      </w:pPr>
+      <w:r>
+        <w:t>[[PERSON_46]] – [[PERSON_46]], o [[PERSON_46]]</w:t>
+      </w:r>
+    </w:p>
+    <w:p>
+      <w:pPr>
+        <w:numPr>
+          <w:ilvl w:val="0"/>
+          <w:numId w:val="1"/>
+        </w:numPr>
+      </w:pPr>
+      <w:r>
+        <w:t>[[PERSON_47]] – [[PERSON_47]], s [[PERSON_47]]</w:t>
       </w:r>
     </w:p>
     <w:p>
@@ -573,6 +540,39 @@
       </w:pPr>
       <w:r>
         <w:t>[[PERSON_50]] – [[PERSON_50]], o [[PERSON_50]]</w:t>
+      </w:r>
+    </w:p>
+    <w:p>
+      <w:pPr>
+        <w:numPr>
+          <w:ilvl w:val="0"/>
+          <w:numId w:val="1"/>
+        </w:numPr>
+      </w:pPr>
+      <w:r>
+        <w:t>[[PERSON_51]] – [[PERSON_51]], o [[PERSON_51]]</w:t>
+      </w:r>
+    </w:p>
+    <w:p>
+      <w:pPr>
+        <w:numPr>
+          <w:ilvl w:val="0"/>
+          <w:numId w:val="1"/>
+        </w:numPr>
+      </w:pPr>
+      <w:r>
+        <w:t>[[PERSON_52]] – [[PERSON_52]], s [[PERSON_52]]</w:t>
+      </w:r>
+    </w:p>
+    <w:p>
+      <w:pPr>
+        <w:numPr>
+          <w:ilvl w:val="0"/>
+          <w:numId w:val="1"/>
+        </w:numPr>
+      </w:pPr>
+      <w:r>
+        <w:t>[[PERSON_53]] – [[PERSON_53]], o [[PERSON_53]]</w:t>
       </w:r>
     </w:p>
     <w:p>
@@ -613,39 +613,6 @@
         </w:numPr>
       </w:pPr>
       <w:r>
-        <w:t>[[PERSON_51]] – [[PERSON_51]], [[PERSON_51]]</w:t>
-      </w:r>
-    </w:p>
-    <w:p>
-      <w:pPr>
-        <w:numPr>
-          <w:ilvl w:val="0"/>
-          <w:numId w:val="2"/>
-        </w:numPr>
-      </w:pPr>
-      <w:r>
-        <w:t>[[PERSON_52]] – [[PERSON_52]], [[PERSON_52]]</w:t>
-      </w:r>
-    </w:p>
-    <w:p>
-      <w:pPr>
-        <w:numPr>
-          <w:ilvl w:val="0"/>
-          <w:numId w:val="2"/>
-        </w:numPr>
-      </w:pPr>
-      <w:r>
-        <w:t>[[PERSON_53]] – [[PERSON_53]], [[PERSON_53]]</w:t>
-      </w:r>
-    </w:p>
-    <w:p>
-      <w:pPr>
-        <w:numPr>
-          <w:ilvl w:val="0"/>
-          <w:numId w:val="2"/>
-        </w:numPr>
-      </w:pPr>
-      <w:r>
         <w:t>[[PERSON_54]] – [[PERSON_54]], [[PERSON_54]]</w:t>
       </w:r>
     </w:p>
@@ -767,7 +734,18 @@
         </w:numPr>
       </w:pPr>
       <w:r>
-        <w:t>[[PERSON_65]] – [[PERSON_66]], [[PERSON_65]]</w:t>
+        <w:t>[[PERSON_65]] – [[PERSON_65]], [[PERSON_65]]</w:t>
+      </w:r>
+    </w:p>
+    <w:p>
+      <w:pPr>
+        <w:numPr>
+          <w:ilvl w:val="0"/>
+          <w:numId w:val="2"/>
+        </w:numPr>
+      </w:pPr>
+      <w:r>
+        <w:t>[[PERSON_66]] – [[PERSON_66]], [[PERSON_66]]</w:t>
       </w:r>
     </w:p>
     <w:p>
@@ -789,40 +767,18 @@
         </w:numPr>
       </w:pPr>
       <w:r>
-        <w:t>[[PERSON_68]] – [[PERSON_68]], [[PERSON_68]]</w:t>
-      </w:r>
-    </w:p>
-    <w:p>
-      <w:pPr>
-        <w:numPr>
-          <w:ilvl w:val="0"/>
-          <w:numId w:val="2"/>
-        </w:numPr>
-      </w:pPr>
-      <w:r>
-        <w:t>[[PERSON_69]] – [[PERSON_69]], [[PERSON_69]]</w:t>
-      </w:r>
-    </w:p>
-    <w:p>
-      <w:pPr>
-        <w:numPr>
-          <w:ilvl w:val="0"/>
-          <w:numId w:val="2"/>
-        </w:numPr>
-      </w:pPr>
-      <w:r>
-        <w:t>[[PERSON_70]] – [[PERSON_70]], [[PERSON_70]]</w:t>
-      </w:r>
-    </w:p>
-    <w:p>
-      <w:pPr>
-        <w:numPr>
-          <w:ilvl w:val="0"/>
-          <w:numId w:val="2"/>
-        </w:numPr>
-      </w:pPr>
-      <w:r>
-        <w:t>[[PERSON_71]] – [[PERSON_71]], [[PERSON_71]]</w:t>
+        <w:t>[[PERSON_68]] – [[PERSON_69]], [[PERSON_68]]</w:t>
+      </w:r>
+    </w:p>
+    <w:p>
+      <w:pPr>
+        <w:numPr>
+          <w:ilvl w:val="0"/>
+          <w:numId w:val="2"/>
+        </w:numPr>
+      </w:pPr>
+      <w:r>
+        <w:t>[[PERSON_71]] – [[PERSON_70]], [[PERSON_70]]</w:t>
       </w:r>
     </w:p>
     <w:p>
@@ -866,7 +822,29 @@
         </w:numPr>
       </w:pPr>
       <w:r>
-        <w:t>[[PERSON_77]] – [[PERSON_77]], [[PERSON_76]]</w:t>
+        <w:t>[[PERSON_75]] – [[PERSON_75]], [[PERSON_75]]</w:t>
+      </w:r>
+    </w:p>
+    <w:p>
+      <w:pPr>
+        <w:numPr>
+          <w:ilvl w:val="0"/>
+          <w:numId w:val="2"/>
+        </w:numPr>
+      </w:pPr>
+      <w:r>
+        <w:t>[[PERSON_76]] – [[PERSON_76]], [[PERSON_76]]</w:t>
+      </w:r>
+    </w:p>
+    <w:p>
+      <w:pPr>
+        <w:numPr>
+          <w:ilvl w:val="0"/>
+          <w:numId w:val="2"/>
+        </w:numPr>
+      </w:pPr>
+      <w:r>
+        <w:t>[[PERSON_77]] – [[PERSON_77]], [[PERSON_77]]</w:t>
       </w:r>
     </w:p>
     <w:p>
@@ -888,29 +866,7 @@
         </w:numPr>
       </w:pPr>
       <w:r>
-        <w:t>[[PERSON_79]] – [[PERSON_79]], [[PERSON_79]]</w:t>
-      </w:r>
-    </w:p>
-    <w:p>
-      <w:pPr>
-        <w:numPr>
-          <w:ilvl w:val="0"/>
-          <w:numId w:val="2"/>
-        </w:numPr>
-      </w:pPr>
-      <w:r>
-        <w:t>[[PERSON_80]] – [[PERSON_80]], [[PERSON_80]]</w:t>
-      </w:r>
-    </w:p>
-    <w:p>
-      <w:pPr>
-        <w:numPr>
-          <w:ilvl w:val="0"/>
-          <w:numId w:val="2"/>
-        </w:numPr>
-      </w:pPr>
-      <w:r>
-        <w:t>[[PERSON_81]] – [[PERSON_81]], [[PERSON_81]]</w:t>
+        <w:t>[[PERSON_81]] – [[PERSON_81]], [[PERSON_80]]</w:t>
       </w:r>
     </w:p>
     <w:p>
@@ -1153,6 +1109,50 @@
       </w:pPr>
       <w:r>
         <w:t>[[PERSON_103]] – [[PERSON_103]], [[PERSON_103]]</w:t>
+      </w:r>
+    </w:p>
+    <w:p>
+      <w:pPr>
+        <w:numPr>
+          <w:ilvl w:val="0"/>
+          <w:numId w:val="2"/>
+        </w:numPr>
+      </w:pPr>
+      <w:r>
+        <w:t>[[PERSON_104]] – [[PERSON_104]], [[PERSON_104]]</w:t>
+      </w:r>
+    </w:p>
+    <w:p>
+      <w:pPr>
+        <w:numPr>
+          <w:ilvl w:val="0"/>
+          <w:numId w:val="2"/>
+        </w:numPr>
+      </w:pPr>
+      <w:r>
+        <w:t>[[PERSON_105]] – [[PERSON_105]], [[PERSON_105]]</w:t>
+      </w:r>
+    </w:p>
+    <w:p>
+      <w:pPr>
+        <w:numPr>
+          <w:ilvl w:val="0"/>
+          <w:numId w:val="2"/>
+        </w:numPr>
+      </w:pPr>
+      <w:r>
+        <w:t>[[PERSON_106]] – [[PERSON_106]], [[PERSON_106]]</w:t>
+      </w:r>
+    </w:p>
+    <w:p>
+      <w:pPr>
+        <w:numPr>
+          <w:ilvl w:val="0"/>
+          <w:numId w:val="2"/>
+        </w:numPr>
+      </w:pPr>
+      <w:r>
+        <w:t>[[PERSON_107]] – [[PERSON_107]], [[PERSON_107]]</w:t>
       </w:r>
     </w:p>
     <w:p/>

--- a/test_data/smlouva24_anon.docx
+++ b/test_data/smlouva24_anon.docx
@@ -187,7 +187,7 @@
         </w:numPr>
       </w:pPr>
       <w:r>
-        <w:t>[[PERSON_16]] – [[PERSON_17]], s [[PERSON_16]]</w:t>
+        <w:t>[[PERSON_18]] – [[PERSON_17]], s [[PERSON_16]]</w:t>
       </w:r>
     </w:p>
     <w:p>
@@ -855,7 +855,7 @@
         </w:numPr>
       </w:pPr>
       <w:r>
-        <w:t>[[PERSON_78]] – [[PERSON_78]], [[PERSON_78]]</w:t>
+        <w:t>[[PERSON_78]] – [[PERSON_79]], [[PERSON_78]]</w:t>
       </w:r>
     </w:p>
     <w:p>
@@ -1157,6 +1157,12 @@
     </w:p>
     <w:p/>
     <w:sectPr>
+      <w:headerReference w:type="default" r:id="rId7"/>
+      <w:footerReference w:type="default" r:id="rId8"/>
+      <w:headerReference w:type="first" r:id="rId9"/>
+      <w:footerReference w:type="first" r:id="rId10"/>
+      <w:headerReference w:type="even" r:id="rId11"/>
+      <w:footerReference w:type="even" r:id="rId12"/>
       <w:pgSz w:w="11906" w:h="16838"/>
       <w:pgMar w:top="1440" w:right="1440" w:bottom="1440" w:left="1440" w:header="708" w:footer="708" w:gutter="0"/>
       <w:cols w:space="708"/>
@@ -1164,6 +1170,66 @@
     </w:sectPr>
   </w:body>
 </w:document>
+</file>
+
+<file path=word/footer1.xml><?xml version="1.0" encoding="utf-8"?>
+<w:ftr xmlns:m="http://schemas.openxmlformats.org/officeDocument/2006/math" xmlns:mc="http://schemas.openxmlformats.org/markup-compatibility/2006" xmlns:mo="http://schemas.microsoft.com/office/mac/office/2008/main" xmlns:mv="urn:schemas-microsoft-com:mac:vml" xmlns:o="urn:schemas-microsoft-com:office:office" xmlns:r="http://schemas.openxmlformats.org/officeDocument/2006/relationships" xmlns:v="urn:schemas-microsoft-com:vml" xmlns:w10="urn:schemas-microsoft-com:office:word" xmlns:w14="http://schemas.microsoft.com/office/word/2010/wordml" xmlns:w="http://schemas.openxmlformats.org/wordprocessingml/2006/main" xmlns:wne="http://schemas.microsoft.com/office/word/2006/wordml" xmlns:wp14="http://schemas.microsoft.com/office/word/2010/wordprocessingDrawing" xmlns:wp="http://schemas.openxmlformats.org/drawingml/2006/wordprocessingDrawing" xmlns:wpc="http://schemas.microsoft.com/office/word/2010/wordprocessingCanvas" xmlns:wpg="http://schemas.microsoft.com/office/word/2010/wordprocessingGroup" xmlns:wpi="http://schemas.microsoft.com/office/word/2010/wordprocessingInk" xmlns:wps="http://schemas.microsoft.com/office/word/2010/wordprocessingShape" mc:Ignorable="w14 wp14">
+  <w:p>
+    <w:pPr>
+      <w:pStyle w:val="Footer"/>
+    </w:pPr>
+  </w:p>
+</w:ftr>
+</file>
+
+<file path=word/footer2.xml><?xml version="1.0" encoding="utf-8"?>
+<w:ftr xmlns:m="http://schemas.openxmlformats.org/officeDocument/2006/math" xmlns:mc="http://schemas.openxmlformats.org/markup-compatibility/2006" xmlns:mo="http://schemas.microsoft.com/office/mac/office/2008/main" xmlns:mv="urn:schemas-microsoft-com:mac:vml" xmlns:o="urn:schemas-microsoft-com:office:office" xmlns:r="http://schemas.openxmlformats.org/officeDocument/2006/relationships" xmlns:v="urn:schemas-microsoft-com:vml" xmlns:w10="urn:schemas-microsoft-com:office:word" xmlns:w14="http://schemas.microsoft.com/office/word/2010/wordml" xmlns:w="http://schemas.openxmlformats.org/wordprocessingml/2006/main" xmlns:wne="http://schemas.microsoft.com/office/word/2006/wordml" xmlns:wp14="http://schemas.microsoft.com/office/word/2010/wordprocessingDrawing" xmlns:wp="http://schemas.openxmlformats.org/drawingml/2006/wordprocessingDrawing" xmlns:wpc="http://schemas.microsoft.com/office/word/2010/wordprocessingCanvas" xmlns:wpg="http://schemas.microsoft.com/office/word/2010/wordprocessingGroup" xmlns:wpi="http://schemas.microsoft.com/office/word/2010/wordprocessingInk" xmlns:wps="http://schemas.microsoft.com/office/word/2010/wordprocessingShape" mc:Ignorable="w14 wp14">
+  <w:p>
+    <w:pPr>
+      <w:pStyle w:val="Footer"/>
+    </w:pPr>
+  </w:p>
+</w:ftr>
+</file>
+
+<file path=word/footer3.xml><?xml version="1.0" encoding="utf-8"?>
+<w:ftr xmlns:m="http://schemas.openxmlformats.org/officeDocument/2006/math" xmlns:mc="http://schemas.openxmlformats.org/markup-compatibility/2006" xmlns:mo="http://schemas.microsoft.com/office/mac/office/2008/main" xmlns:mv="urn:schemas-microsoft-com:mac:vml" xmlns:o="urn:schemas-microsoft-com:office:office" xmlns:r="http://schemas.openxmlformats.org/officeDocument/2006/relationships" xmlns:v="urn:schemas-microsoft-com:vml" xmlns:w10="urn:schemas-microsoft-com:office:word" xmlns:w14="http://schemas.microsoft.com/office/word/2010/wordml" xmlns:w="http://schemas.openxmlformats.org/wordprocessingml/2006/main" xmlns:wne="http://schemas.microsoft.com/office/word/2006/wordml" xmlns:wp14="http://schemas.microsoft.com/office/word/2010/wordprocessingDrawing" xmlns:wp="http://schemas.openxmlformats.org/drawingml/2006/wordprocessingDrawing" xmlns:wpc="http://schemas.microsoft.com/office/word/2010/wordprocessingCanvas" xmlns:wpg="http://schemas.microsoft.com/office/word/2010/wordprocessingGroup" xmlns:wpi="http://schemas.microsoft.com/office/word/2010/wordprocessingInk" xmlns:wps="http://schemas.microsoft.com/office/word/2010/wordprocessingShape" mc:Ignorable="w14 wp14">
+  <w:p>
+    <w:pPr>
+      <w:pStyle w:val="Footer"/>
+    </w:pPr>
+  </w:p>
+</w:ftr>
+</file>
+
+<file path=word/header1.xml><?xml version="1.0" encoding="utf-8"?>
+<w:hdr xmlns:m="http://schemas.openxmlformats.org/officeDocument/2006/math" xmlns:mc="http://schemas.openxmlformats.org/markup-compatibility/2006" xmlns:mo="http://schemas.microsoft.com/office/mac/office/2008/main" xmlns:mv="urn:schemas-microsoft-com:mac:vml" xmlns:o="urn:schemas-microsoft-com:office:office" xmlns:r="http://schemas.openxmlformats.org/officeDocument/2006/relationships" xmlns:v="urn:schemas-microsoft-com:vml" xmlns:w10="urn:schemas-microsoft-com:office:word" xmlns:w14="http://schemas.microsoft.com/office/word/2010/wordml" xmlns:w="http://schemas.openxmlformats.org/wordprocessingml/2006/main" xmlns:wne="http://schemas.microsoft.com/office/word/2006/wordml" xmlns:wp14="http://schemas.microsoft.com/office/word/2010/wordprocessingDrawing" xmlns:wp="http://schemas.openxmlformats.org/drawingml/2006/wordprocessingDrawing" xmlns:wpc="http://schemas.microsoft.com/office/word/2010/wordprocessingCanvas" xmlns:wpg="http://schemas.microsoft.com/office/word/2010/wordprocessingGroup" xmlns:wpi="http://schemas.microsoft.com/office/word/2010/wordprocessingInk" xmlns:wps="http://schemas.microsoft.com/office/word/2010/wordprocessingShape" mc:Ignorable="w14 wp14">
+  <w:p>
+    <w:pPr>
+      <w:pStyle w:val="Header"/>
+    </w:pPr>
+  </w:p>
+</w:hdr>
+</file>
+
+<file path=word/header2.xml><?xml version="1.0" encoding="utf-8"?>
+<w:hdr xmlns:m="http://schemas.openxmlformats.org/officeDocument/2006/math" xmlns:mc="http://schemas.openxmlformats.org/markup-compatibility/2006" xmlns:mo="http://schemas.microsoft.com/office/mac/office/2008/main" xmlns:mv="urn:schemas-microsoft-com:mac:vml" xmlns:o="urn:schemas-microsoft-com:office:office" xmlns:r="http://schemas.openxmlformats.org/officeDocument/2006/relationships" xmlns:v="urn:schemas-microsoft-com:vml" xmlns:w10="urn:schemas-microsoft-com:office:word" xmlns:w14="http://schemas.microsoft.com/office/word/2010/wordml" xmlns:w="http://schemas.openxmlformats.org/wordprocessingml/2006/main" xmlns:wne="http://schemas.microsoft.com/office/word/2006/wordml" xmlns:wp14="http://schemas.microsoft.com/office/word/2010/wordprocessingDrawing" xmlns:wp="http://schemas.openxmlformats.org/drawingml/2006/wordprocessingDrawing" xmlns:wpc="http://schemas.microsoft.com/office/word/2010/wordprocessingCanvas" xmlns:wpg="http://schemas.microsoft.com/office/word/2010/wordprocessingGroup" xmlns:wpi="http://schemas.microsoft.com/office/word/2010/wordprocessingInk" xmlns:wps="http://schemas.microsoft.com/office/word/2010/wordprocessingShape" mc:Ignorable="w14 wp14">
+  <w:p>
+    <w:pPr>
+      <w:pStyle w:val="Header"/>
+    </w:pPr>
+  </w:p>
+</w:hdr>
+</file>
+
+<file path=word/header3.xml><?xml version="1.0" encoding="utf-8"?>
+<w:hdr xmlns:m="http://schemas.openxmlformats.org/officeDocument/2006/math" xmlns:mc="http://schemas.openxmlformats.org/markup-compatibility/2006" xmlns:mo="http://schemas.microsoft.com/office/mac/office/2008/main" xmlns:mv="urn:schemas-microsoft-com:mac:vml" xmlns:o="urn:schemas-microsoft-com:office:office" xmlns:r="http://schemas.openxmlformats.org/officeDocument/2006/relationships" xmlns:v="urn:schemas-microsoft-com:vml" xmlns:w10="urn:schemas-microsoft-com:office:word" xmlns:w14="http://schemas.microsoft.com/office/word/2010/wordml" xmlns:w="http://schemas.openxmlformats.org/wordprocessingml/2006/main" xmlns:wne="http://schemas.microsoft.com/office/word/2006/wordml" xmlns:wp14="http://schemas.microsoft.com/office/word/2010/wordprocessingDrawing" xmlns:wp="http://schemas.openxmlformats.org/drawingml/2006/wordprocessingDrawing" xmlns:wpc="http://schemas.microsoft.com/office/word/2010/wordprocessingCanvas" xmlns:wpg="http://schemas.microsoft.com/office/word/2010/wordprocessingGroup" xmlns:wpi="http://schemas.microsoft.com/office/word/2010/wordprocessingInk" xmlns:wps="http://schemas.microsoft.com/office/word/2010/wordprocessingShape" mc:Ignorable="w14 wp14">
+  <w:p>
+    <w:pPr>
+      <w:pStyle w:val="Header"/>
+    </w:pPr>
+  </w:p>
+</w:hdr>
 </file>
 
 <file path=word/numbering.xml><?xml version="1.0" encoding="utf-8"?>
